--- a/frequency of each element in an array.docx
+++ b/frequency of each element in an array.docx
@@ -37,6 +37,27 @@
       <w:r>
         <w:t xml:space="preserve">    </w:t>
       </w:r>
+      <w:proofErr w:type="gramStart"/>
+      <w:r>
+        <w:t>char</w:t>
+      </w:r>
+      <w:proofErr w:type="gramEnd"/>
+      <w:r>
+        <w:t xml:space="preserve"> </w:t>
+      </w:r>
+      <w:proofErr w:type="spellStart"/>
+      <w:r>
+        <w:t>str</w:t>
+      </w:r>
+      <w:proofErr w:type="spellEnd"/>
+      <w:r>
+        <w:t>[200];</w:t>
+      </w:r>
+    </w:p>
+    <w:p>
+      <w:r>
+        <w:t xml:space="preserve">    </w:t>
+      </w:r>
       <w:proofErr w:type="spellStart"/>
       <w:proofErr w:type="gramStart"/>
       <w:r>
@@ -45,7 +66,30 @@
       <w:proofErr w:type="spellEnd"/>
       <w:proofErr w:type="gramEnd"/>
       <w:r>
-        <w:t xml:space="preserve"> a[100], n, </w:t>
+        <w:t xml:space="preserve"> </w:t>
+      </w:r>
+      <w:proofErr w:type="spellStart"/>
+      <w:r>
+        <w:t>freq</w:t>
+      </w:r>
+      <w:proofErr w:type="spellEnd"/>
+      <w:r>
+        <w:t>[256] = {0};   // ASCII size</w:t>
+      </w:r>
+    </w:p>
+    <w:p>
+      <w:r>
+        <w:t xml:space="preserve">    </w:t>
+      </w:r>
+      <w:proofErr w:type="spellStart"/>
+      <w:proofErr w:type="gramStart"/>
+      <w:r>
+        <w:t>int</w:t>
+      </w:r>
+      <w:proofErr w:type="spellEnd"/>
+      <w:proofErr w:type="gramEnd"/>
+      <w:r>
+        <w:t xml:space="preserve"> </w:t>
       </w:r>
       <w:proofErr w:type="spellStart"/>
       <w:r>
@@ -53,7 +97,7 @@
       </w:r>
       <w:proofErr w:type="spellEnd"/>
       <w:r>
-        <w:t>, j, count;</w:t>
+        <w:t>;</w:t>
       </w:r>
     </w:p>
     <w:p/>
@@ -72,25 +116,128 @@
       </w:r>
       <w:proofErr w:type="gramEnd"/>
       <w:r>
-        <w:t>"Enter number of elements: ");</w:t>
+        <w:t>"Enter a string: ");</w:t>
       </w:r>
     </w:p>
     <w:p>
       <w:r>
         <w:t xml:space="preserve">    </w:t>
       </w:r>
-      <w:proofErr w:type="spellStart"/>
-      <w:proofErr w:type="gramStart"/>
-      <w:r>
-        <w:t>scanf</w:t>
-      </w:r>
-      <w:proofErr w:type="spellEnd"/>
+      <w:proofErr w:type="gramStart"/>
+      <w:r>
+        <w:t>gets(</w:t>
+      </w:r>
+      <w:proofErr w:type="spellStart"/>
+      <w:proofErr w:type="gramEnd"/>
+      <w:r>
+        <w:t>str</w:t>
+      </w:r>
+      <w:proofErr w:type="spellEnd"/>
+      <w:r>
+        <w:t>);   // allowed in exams (unsafe in real programs)</w:t>
+      </w:r>
+    </w:p>
+    <w:p/>
+    <w:p>
+      <w:r>
+        <w:t xml:space="preserve">    // Count frequency</w:t>
+      </w:r>
+    </w:p>
+    <w:p>
+      <w:r>
+        <w:t xml:space="preserve">    </w:t>
+      </w:r>
+      <w:proofErr w:type="gramStart"/>
+      <w:r>
+        <w:t>for</w:t>
+      </w:r>
+      <w:proofErr w:type="gramEnd"/>
+      <w:r>
+        <w:t xml:space="preserve"> (</w:t>
+      </w:r>
+      <w:proofErr w:type="spellStart"/>
+      <w:r>
+        <w:t>i</w:t>
+      </w:r>
+      <w:proofErr w:type="spellEnd"/>
+      <w:r>
+        <w:t xml:space="preserve"> = 0; </w:t>
+      </w:r>
+      <w:proofErr w:type="spellStart"/>
+      <w:r>
+        <w:t>str</w:t>
+      </w:r>
+      <w:proofErr w:type="spellEnd"/>
+      <w:r>
+        <w:t>[</w:t>
+      </w:r>
+      <w:proofErr w:type="spellStart"/>
+      <w:r>
+        <w:t>i</w:t>
+      </w:r>
+      <w:proofErr w:type="spellEnd"/>
+      <w:r>
+        <w:t xml:space="preserve">] != '\0'; </w:t>
+      </w:r>
+      <w:proofErr w:type="spellStart"/>
+      <w:r>
+        <w:t>i</w:t>
+      </w:r>
+      <w:proofErr w:type="spellEnd"/>
+      <w:r>
+        <w:t>++)</w:t>
+      </w:r>
+    </w:p>
+    <w:p>
+      <w:r>
+        <w:t xml:space="preserve">    {</w:t>
+      </w:r>
+    </w:p>
+    <w:p>
+      <w:r>
+        <w:t xml:space="preserve">        </w:t>
+      </w:r>
+      <w:proofErr w:type="spellStart"/>
+      <w:proofErr w:type="gramStart"/>
+      <w:r>
+        <w:t>freq</w:t>
+      </w:r>
+      <w:proofErr w:type="spellEnd"/>
+      <w:r>
+        <w:t>[</w:t>
+      </w:r>
+      <w:proofErr w:type="gramEnd"/>
       <w:r>
         <w:t>(</w:t>
       </w:r>
-      <w:proofErr w:type="gramEnd"/>
-      <w:r>
-        <w:t>"%d", &amp;n);</w:t>
+      <w:proofErr w:type="spellStart"/>
+      <w:r>
+        <w:t>int</w:t>
+      </w:r>
+      <w:proofErr w:type="spellEnd"/>
+      <w:r>
+        <w:t>)</w:t>
+      </w:r>
+      <w:proofErr w:type="spellStart"/>
+      <w:r>
+        <w:t>str</w:t>
+      </w:r>
+      <w:proofErr w:type="spellEnd"/>
+      <w:r>
+        <w:t>[</w:t>
+      </w:r>
+      <w:proofErr w:type="spellStart"/>
+      <w:r>
+        <w:t>i</w:t>
+      </w:r>
+      <w:proofErr w:type="spellEnd"/>
+      <w:r>
+        <w:t>]]++;</w:t>
+      </w:r>
+    </w:p>
+    <w:p>
+      <w:r>
+        <w:t xml:space="preserve">    }</w:t>
       </w:r>
     </w:p>
     <w:p/>
@@ -109,9 +256,18 @@
       </w:r>
       <w:proofErr w:type="gramEnd"/>
       <w:r>
-        <w:t>"Enter array elements:\n");</w:t>
-      </w:r>
-    </w:p>
+        <w:t>"\</w:t>
+      </w:r>
+      <w:proofErr w:type="spellStart"/>
+      <w:r>
+        <w:t>nCharacter</w:t>
+      </w:r>
+      <w:proofErr w:type="spellEnd"/>
+      <w:r>
+        <w:t xml:space="preserve">   Frequency\n");</w:t>
+      </w:r>
+    </w:p>
+    <w:p/>
     <w:p>
       <w:r>
         <w:t xml:space="preserve">    </w:t>
@@ -138,7 +294,7 @@
       </w:r>
       <w:proofErr w:type="spellEnd"/>
       <w:r>
-        <w:t xml:space="preserve"> &lt; n; </w:t>
+        <w:t xml:space="preserve"> &lt; 256; </w:t>
       </w:r>
       <w:proofErr w:type="spellStart"/>
       <w:r>
@@ -151,12 +307,51 @@
     </w:p>
     <w:p>
       <w:r>
+        <w:t xml:space="preserve">    {</w:t>
+      </w:r>
+    </w:p>
+    <w:p>
+      <w:r>
         <w:t xml:space="preserve">        </w:t>
       </w:r>
-      <w:proofErr w:type="spellStart"/>
-      <w:proofErr w:type="gramStart"/>
-      <w:r>
-        <w:t>scanf</w:t>
+      <w:proofErr w:type="gramStart"/>
+      <w:r>
+        <w:t>if</w:t>
+      </w:r>
+      <w:proofErr w:type="gramEnd"/>
+      <w:r>
+        <w:t xml:space="preserve"> (</w:t>
+      </w:r>
+      <w:proofErr w:type="spellStart"/>
+      <w:r>
+        <w:t>freq</w:t>
+      </w:r>
+      <w:proofErr w:type="spellEnd"/>
+      <w:r>
+        <w:t>[</w:t>
+      </w:r>
+      <w:proofErr w:type="spellStart"/>
+      <w:r>
+        <w:t>i</w:t>
+      </w:r>
+      <w:proofErr w:type="spellEnd"/>
+      <w:r>
+        <w:t>] != 0)</w:t>
+      </w:r>
+    </w:p>
+    <w:p>
+      <w:r>
+        <w:t xml:space="preserve">        {</w:t>
+      </w:r>
+    </w:p>
+    <w:p>
+      <w:r>
+        <w:t xml:space="preserve">            </w:t>
+      </w:r>
+      <w:proofErr w:type="spellStart"/>
+      <w:proofErr w:type="gramStart"/>
+      <w:r>
+        <w:t>printf</w:t>
       </w:r>
       <w:proofErr w:type="spellEnd"/>
       <w:r>
@@ -164,7 +359,15 @@
       </w:r>
       <w:proofErr w:type="gramEnd"/>
       <w:r>
-        <w:t>"%d", &amp;a[</w:t>
+        <w:t>"    %c\t\</w:t>
+      </w:r>
+      <w:proofErr w:type="spellStart"/>
+      <w:r>
+        <w:t>t%d</w:t>
+      </w:r>
+      <w:proofErr w:type="spellEnd"/>
+      <w:r>
+        <w:t xml:space="preserve">\n", </w:t>
       </w:r>
       <w:proofErr w:type="spellStart"/>
       <w:r>
@@ -172,209 +375,52 @@
       </w:r>
       <w:proofErr w:type="spellEnd"/>
       <w:r>
+        <w:t xml:space="preserve">, </w:t>
+      </w:r>
+      <w:proofErr w:type="spellStart"/>
+      <w:r>
+        <w:t>freq</w:t>
+      </w:r>
+      <w:proofErr w:type="spellEnd"/>
+      <w:r>
+        <w:t>[</w:t>
+      </w:r>
+      <w:proofErr w:type="spellStart"/>
+      <w:r>
+        <w:t>i</w:t>
+      </w:r>
+      <w:proofErr w:type="spellEnd"/>
+      <w:r>
         <w:t>]);</w:t>
       </w:r>
     </w:p>
+    <w:p>
+      <w:r>
+        <w:t xml:space="preserve">        }</w:t>
+      </w:r>
+    </w:p>
+    <w:p>
+      <w:r>
+        <w:t xml:space="preserve">    }</w:t>
+      </w:r>
+    </w:p>
     <w:p/>
     <w:p>
       <w:r>
         <w:t xml:space="preserve">    </w:t>
       </w:r>
-      <w:proofErr w:type="spellStart"/>
-      <w:proofErr w:type="gramStart"/>
-      <w:r>
-        <w:t>printf</w:t>
-      </w:r>
-      <w:proofErr w:type="spellEnd"/>
-      <w:r>
-        <w:t>(</w:t>
-      </w:r>
-      <w:proofErr w:type="gramEnd"/>
-      <w:r>
-        <w:t>"\</w:t>
-      </w:r>
-      <w:proofErr w:type="spellStart"/>
-      <w:r>
-        <w:t>nElement</w:t>
-      </w:r>
-      <w:proofErr w:type="spellEnd"/>
-      <w:r>
-        <w:t xml:space="preserve">   Frequency\n");</w:t>
-      </w:r>
-    </w:p>
-    <w:p/>
-    <w:p>
-      <w:r>
-        <w:t xml:space="preserve">    </w:t>
-      </w:r>
-      <w:proofErr w:type="gramStart"/>
-      <w:r>
-        <w:t>for</w:t>
-      </w:r>
-      <w:proofErr w:type="gramEnd"/>
-      <w:r>
-        <w:t xml:space="preserve"> (</w:t>
-      </w:r>
-      <w:proofErr w:type="spellStart"/>
-      <w:r>
-        <w:t>i</w:t>
-      </w:r>
-      <w:proofErr w:type="spellEnd"/>
-      <w:r>
-        <w:t xml:space="preserve"> = 0; </w:t>
-      </w:r>
-      <w:proofErr w:type="spellStart"/>
-      <w:r>
-        <w:t>i</w:t>
-      </w:r>
-      <w:proofErr w:type="spellEnd"/>
-      <w:r>
-        <w:t xml:space="preserve"> &lt; n; </w:t>
-      </w:r>
-      <w:proofErr w:type="spellStart"/>
-      <w:r>
-        <w:t>i</w:t>
-      </w:r>
-      <w:proofErr w:type="spellEnd"/>
-      <w:r>
-        <w:t>++)</w:t>
-      </w:r>
-    </w:p>
-    <w:p>
-      <w:r>
-        <w:t xml:space="preserve">    {</w:t>
-      </w:r>
-    </w:p>
-    <w:p>
-      <w:r>
-        <w:t xml:space="preserve">        </w:t>
-      </w:r>
-      <w:proofErr w:type="gramStart"/>
-      <w:r>
-        <w:t>count</w:t>
-      </w:r>
-      <w:proofErr w:type="gramEnd"/>
-      <w:r>
-        <w:t xml:space="preserve"> = 1;</w:t>
-      </w:r>
-    </w:p>
-    <w:p/>
-    <w:p>
-      <w:r>
-        <w:t xml:space="preserve">        // Skip already counted elements</w:t>
-      </w:r>
-    </w:p>
-    <w:p>
-      <w:r>
-        <w:t xml:space="preserve">        </w:t>
-      </w:r>
-      <w:proofErr w:type="gramStart"/>
-      <w:r>
-        <w:t>if</w:t>
-      </w:r>
-      <w:proofErr w:type="gramEnd"/>
-      <w:r>
-        <w:t xml:space="preserve"> (a[</w:t>
-      </w:r>
-      <w:proofErr w:type="spellStart"/>
-      <w:r>
-        <w:t>i</w:t>
-      </w:r>
-      <w:proofErr w:type="spellEnd"/>
-      <w:r>
-        <w:t>] == -1)</w:t>
-      </w:r>
-    </w:p>
-    <w:p>
-      <w:r>
-        <w:t xml:space="preserve">            </w:t>
-      </w:r>
-      <w:proofErr w:type="gramStart"/>
-      <w:r>
-        <w:t>continue</w:t>
-      </w:r>
-      <w:proofErr w:type="gramEnd"/>
-      <w:r>
-        <w:t>;</w:t>
-      </w:r>
-    </w:p>
-    <w:p/>
-    <w:p>
-      <w:r>
-        <w:t xml:space="preserve">        </w:t>
-      </w:r>
-      <w:proofErr w:type="gramStart"/>
-      <w:r>
-        <w:t>for</w:t>
-      </w:r>
-      <w:proofErr w:type="gramEnd"/>
-      <w:r>
-        <w:t xml:space="preserve"> (j = </w:t>
-      </w:r>
-      <w:proofErr w:type="spellStart"/>
-      <w:r>
-        <w:t>i</w:t>
-      </w:r>
-      <w:proofErr w:type="spellEnd"/>
-      <w:r>
-        <w:t xml:space="preserve"> + 1; j &lt; n; j++)</w:t>
-      </w:r>
-    </w:p>
-    <w:p>
-      <w:r>
-        <w:t xml:space="preserve">        {</w:t>
-      </w:r>
-    </w:p>
-    <w:p>
-      <w:r>
-        <w:t xml:space="preserve">            </w:t>
-      </w:r>
-      <w:proofErr w:type="gramStart"/>
-      <w:r>
-        <w:t>if</w:t>
-      </w:r>
-      <w:proofErr w:type="gramEnd"/>
-      <w:r>
-        <w:t xml:space="preserve"> (a[</w:t>
-      </w:r>
-      <w:proofErr w:type="spellStart"/>
-      <w:r>
-        <w:t>i</w:t>
-      </w:r>
-      <w:proofErr w:type="spellEnd"/>
-      <w:r>
-        <w:t>] == a[j])</w:t>
-      </w:r>
-    </w:p>
-    <w:p>
-      <w:r>
-        <w:t xml:space="preserve">            {</w:t>
-      </w:r>
-    </w:p>
-    <w:p>
-      <w:r>
-        <w:t xml:space="preserve">                </w:t>
-      </w:r>
-      <w:proofErr w:type="gramStart"/>
-      <w:r>
-        <w:t>count</w:t>
-      </w:r>
-      <w:proofErr w:type="gramEnd"/>
-      <w:r>
-        <w:t>++;</w:t>
-      </w:r>
-    </w:p>
-    <w:p>
-      <w:r>
-        <w:t xml:space="preserve">                </w:t>
-      </w:r>
-      <w:proofErr w:type="gramStart"/>
-      <w:r>
-        <w:t>a[</w:t>
-      </w:r>
-      <w:proofErr w:type="gramEnd"/>
-      <w:r>
-        <w:t>j]</w:t>
+      <w:proofErr w:type="gramStart"/>
+      <w:r>
+        <w:t>return</w:t>
+      </w:r>
+      <w:proofErr w:type="gramEnd"/>
+      <w:r>
+        <w:t xml:space="preserve"> 0;</w:t>
+      </w:r>
+    </w:p>
+    <w:p>
+      <w:r>
+        <w:t>}</w:t>
       </w:r>
       <w:bookmarkStart w:id="0" w:name="_GoBack"/>
       <w:bookmarkEnd w:id="0"/>
